--- a/companies/dev-mini/People/2020.11.08 - Onboarding - Cynthia Ball.docx
+++ b/companies/dev-mini/People/2020.11.08 - Onboarding - Cynthia Ball.docx
@@ -12,31 +12,27 @@
     </w:p>
     <w:p>
       <w:r>
-        <w:t>To: The firm</w:t>
-        <w:br/>
-        <w:t>From: Daniel Jones</w:t>
-        <w:br/>
-        <w:t>Re: Cynthia Ball joins the consulting team</w:t>
+        <w:t>Prepared by Daniel Jones, Managing Partner. Copy to the personnel file.</w:t>
       </w:r>
     </w:p>
     <w:p>
       <w:r>
-        <w:t>Please join me in welcoming Cynthia Ball, who starts with Pinebrook Advisory Group this week as an Analyst on our consulting team. Cynthia comes to us with a strong quantitative background and, just as important, a knack for taking a tangled set of findings and turning it into clean exhibits and tables that a client can actually read. That combination is exactly what our engagements run on. We are five people, so a new colleague is not a small addition, and I expect her to be in the middle of the analytical work before long.</w:t>
+        <w:t>Cynthia Ball joins the consulting practice as an Analyst and reports to Robert Miller, Principal Consultant, who will set her assignments and review her work before it comes to me. Her first weeks will be run mostly from home, which is not how any of us would choose to start somebody, so Robert has been asked to speak with her daily rather than weekly at the outset and to put her on a live file straight away instead of holding her back for a clean moment that is not going to arrive.</w:t>
       </w:r>
     </w:p>
     <w:p>
       <w:r>
-        <w:t>Cynthia will sit with the consulting team and work across our active engagements, pairing with the principals and senior consultants who lead the day-to-day. Her role is the analytical spine of an engagement: pulling and checking the operating data, building the exhibits and tables that carry our findings, and drafting the working notes that a principal can lift straight into a status report. She should also feel free to ask the blunt question in a working session. We would far rather surface a hard issue early than polish around it, and that instinct is one of the reasons we hired her.</w:t>
+        <w:t>We hired her for the part of this job that cannot be taught. In her interviews she talked about site visits the way other candidates talk about models, and what came through was that she is genuinely interested in how work gets done, that she asks about it in a way that makes people want to answer, and that she comes back with the detail nobody thought to put in the data room. She is also fast at turning a page of untidy interview notes into an exhibit a client executive can read without help. That is worth more here than it would be at a larger firm, because at this firm the analyst who took the notes builds the exhibit and is often in the room when it is presented.</w:t>
       </w:r>
     </w:p>
     <w:p>
       <w:r>
-        <w:t>A word on how we work, since it is easier to say than to pick up by osmosis. We keep our documents lean and our findings grounded in evidence, the partner reviews everything that leaves the office, and inside the firm we use first names and speak plainly with one another. Cynthia will not be expected to know our clients or our methods on her first day. She will be expected to ask when something is unclear, to write down what she observes while it is fresh, and to raise a problem early rather than let it ride. Those habits matter more here than polish, and they are quicker to learn than most people fear.</w:t>
+        <w:t>The practical things are few and there is no handbook to hide behind. Her laptop, firm email and access to the shared drive are set up and waiting. Time goes against an engagement code in the week it is worked rather than being reconstructed at month end, and expenses go in with the receipt attached. Our document conventions matter more than they sound: files are named to a standard, drafts live on the shared drive and not on anyone's desktop, and nothing goes to a client from an analyst's mailbox. Before her first client meeting she should read the engagement file end to end, including the parts that did not go the way we intended.</w:t>
       </w:r>
     </w:p>
     <w:p>
       <w:r>
-        <w:t>For her first few weeks the plan is simple. Cynthia will spend time with each of us to learn how we run an engagement and how we like our work reviewed, and she will take on a defined piece of a live engagement rather than waiting on the sidelines. I have asked the team to make sure she has what she needs from day one: access to the working files, a walk through our templates and the plain rules we follow for how documents are dated and filed, and a standing invitation to bring questions to me directly. We are a small firm, and that is a feature, not a limitation. Welcome aboard, Cynthia.</w:t>
+        <w:t>The expectations are the same ones everyone here gets. Write the recommendation first and put the reasoning underneath it, because a draft that arrives with the answer on page four comes back with page four circled and very little else on it. And when she thinks a partner has it wrong, she should say so in the room and not in the corridor afterwards. She was more direct in her interviews than an analyst is generally expected to be, and I want it written down somewhere she may reread in a year that the directness is the reason she is here rather than something to grow out of.</w:t>
       </w:r>
     </w:p>
     <w:sectPr>
